--- a/server/templates/reports/FO-PO-PSM-64-11 FORMATO PARA LA ELABORACIÓN DE INFORME DE SUELOS-plantilla.docx
+++ b/server/templates/reports/FO-PO-PSM-64-11 FORMATO PARA LA ELABORACIÓN DE INFORME DE SUELOS-plantilla.docx
@@ -137,7 +137,7 @@
           <w:sz w:val="56"/>
           <w:szCs w:val="56"/>
         </w:rPr>
-        <w:t>DESARROLLO SERAMBIENTE S.A.S.</w:t>
+        <w:t>DESARROLLO ALS ENVIRONMENTAL S.A.S.</w:t>
       </w:r>
     </w:p>
     <w:p>
@@ -5683,7 +5683,7 @@
                 <w:szCs w:val="22"/>
                 <w:lang w:val="es-CO"/>
               </w:rPr>
-              <w:t>DESARROLLO SERAMBIENTE S.A.S.</w:t>
+              <w:t>DESARROLLO ALS ENVIRONMENTAL S.A.S.</w:t>
             </w:r>
           </w:p>
         </w:tc>
@@ -6206,7 +6206,7 @@
           <w:sz w:val="22"/>
           <w:szCs w:val="22"/>
         </w:rPr>
-        <w:t>DESARROLLO SERAMBIENTE S.A.S</w:t>
+        <w:t>DESARROLLO ALS ENVIRONMENTAL S.A.S.</w:t>
       </w:r>
       <w:r>
         <w:rPr>
@@ -6217,7 +6217,7 @@
           <w:sz w:val="22"/>
           <w:szCs w:val="22"/>
         </w:rPr>
-        <w:t>.</w:t>
+        <w:t/>
       </w:r>
       <w:r>
         <w:rPr>
@@ -6271,7 +6271,7 @@
           <w:sz w:val="22"/>
           <w:szCs w:val="22"/>
         </w:rPr>
-        <w:t xml:space="preserve">SERAMBIENTE S.A.S., </w:t>
+        <w:t xml:space="preserve">ALS ENVIRONMENTAL S.A.S., </w:t>
       </w:r>
       <w:r>
         <w:rPr>
@@ -6331,7 +6331,7 @@
           <w:sz w:val="22"/>
           <w:szCs w:val="22"/>
         </w:rPr>
-        <w:t xml:space="preserve">SERAMBIENTE S.A.S., es una empresa dedicada a la generación de información cuantitativa, física y química para estudios o análisis ambientales requeridos por las autoridades competentes. Su sede se encuentra ubicada en la carrera 41 # 73B-72, en la ciudad de Barranquilla. Cabe mencionar que la toma de muestras y análisis del presente </w:t>
+        <w:t xml:space="preserve">ALS ENVIRONMENTAL S.A.S., es una empresa dedicada a la generación de información cuantitativa, física y química para estudios o análisis ambientales requeridos por las autoridades competentes. Su sede se encuentra ubicada en la carrera 41 # 73B-72, en la ciudad de Barranquilla. Cabe mencionar que la toma de muestras y análisis del presente </w:t>
       </w:r>
       <w:r>
         <w:rPr>
@@ -6780,7 +6780,7 @@
                 <w:szCs w:val="20"/>
                 <w:lang w:val="es-CO" w:eastAsia="es-CO"/>
               </w:rPr>
-              <w:t>SERAMBIENTE S.A.S.</w:t>
+              <w:t>ALS ENVIRONMENTAL S.A.S.</w:t>
             </w:r>
           </w:p>
         </w:tc>
@@ -7839,7 +7839,7 @@
           <w:sz w:val="20"/>
           <w:lang w:val="es-CO"/>
         </w:rPr>
-        <w:t xml:space="preserve">Fuente: SERAMBIENTE S.A.S., </w:t>
+        <w:t xml:space="preserve">Fuente: ALS ENVIRONMENTAL S.A.S., </w:t>
       </w:r>
       <w:r>
         <w:rPr>
@@ -7998,7 +7998,7 @@
           <w:szCs w:val="22"/>
           <w:lang w:val="es-CO"/>
         </w:rPr>
-        <w:t xml:space="preserve">número de identificación asignado por el laboratorio de SERAMBIENTE S.A.S., así como también, el número de reporte asociado y la fecha de la toma de las muestras. </w:t>
+        <w:t xml:space="preserve">número de identificación asignado por el laboratorio de ALS ENVIRONMENTAL S.A.S., así como también, el número de reporte asociado y la fecha de la toma de las muestras. </w:t>
       </w:r>
       <w:bookmarkStart w:id="48" w:name="_Ref529368411"/>
       <w:bookmarkStart w:id="49" w:name="_Ref47367150"/>
@@ -8621,7 +8621,7 @@
           <w:color w:val="303030"/>
           <w:lang w:val="es-CO"/>
         </w:rPr>
-        <w:t xml:space="preserve">Fuente: SERAMBIENTE S.A.S., </w:t>
+        <w:t xml:space="preserve">Fuente: ALS ENVIRONMENTAL S.A.S., </w:t>
       </w:r>
       <w:r>
         <w:rPr>
@@ -8720,7 +8720,7 @@
           <w:szCs w:val="22"/>
           <w:lang w:val="es-CO"/>
         </w:rPr>
-        <w:t>DESARROLLO SERAMBIENTE S.A.S</w:t>
+        <w:t>DESARROLLO ALS ENVIRONMENTAL S.A.S.</w:t>
       </w:r>
       <w:r>
         <w:rPr>
@@ -8730,7 +8730,7 @@
           <w:szCs w:val="22"/>
           <w:lang w:val="es-CO"/>
         </w:rPr>
-        <w:t xml:space="preserve">., los cuales fueron realizar la toma de muestra de </w:t>
+        <w:t xml:space="preserve">, los cuales fueron realizar la toma de muestra de </w:t>
       </w:r>
       <w:r>
         <w:rPr>
@@ -9027,7 +9027,7 @@
           <w:sz w:val="22"/>
           <w:szCs w:val="22"/>
         </w:rPr>
-        <w:t>implementando la metodología descrita en los procedimientos internos de SERAMBIENTE S.A.S.,</w:t>
+        <w:t>implementando la metodología descrita en los procedimientos internos de ALS ENVIRONMENTAL S.A.S.,</w:t>
       </w:r>
       <w:r>
         <w:rPr>
@@ -10232,7 +10232,7 @@
           <w:szCs w:val="20"/>
           <w:lang w:val="es-CO"/>
         </w:rPr>
-        <w:t xml:space="preserve">Fuente: SERAMBIENTE S.A.S., </w:t>
+        <w:t xml:space="preserve">Fuente: ALS ENVIRONMENTAL S.A.S., </w:t>
       </w:r>
       <w:r>
         <w:rPr>
@@ -13156,7 +13156,7 @@
               <w:szCs w:val="20"/>
               <w:lang w:val="es-CO"/>
             </w:rPr>
-            <w:t>SERAMBIENTE S.A.S</w:t>
+            <w:t>ALS ENVIRONMENTAL S.A.S.</w:t>
           </w:r>
           <w:r>
             <w:rPr>
@@ -14431,7 +14431,7 @@
           <w:szCs w:val="20"/>
           <w:lang w:val="es-CO"/>
         </w:rPr>
-        <w:t xml:space="preserve">Fuente: SERAMBIENTE S.A.S., </w:t>
+        <w:t xml:space="preserve">Fuente: ALS ENVIRONMENTAL S.A.S., </w:t>
       </w:r>
       <w:r>
         <w:rPr>
@@ -15815,7 +15815,7 @@
           <w:color w:val="303030"/>
           <w:lang w:val="es-CO"/>
         </w:rPr>
-        <w:t>Fuente: SERAMBIENTE S.</w:t>
+        <w:t>Fuente: ALS ENVIRONMENTAL S.A.S.</w:t>
       </w:r>
       <w:r>
         <w:rPr>
@@ -15825,7 +15825,7 @@
           <w:color w:val="303030"/>
           <w:lang w:val="es-CO"/>
         </w:rPr>
-        <w:t xml:space="preserve">A.S., </w:t>
+        <w:t xml:space="preserve">, </w:t>
       </w:r>
       <w:r>
         <w:rPr>
@@ -17060,7 +17060,7 @@
           <w:szCs w:val="20"/>
           <w:lang w:val="es-CO"/>
         </w:rPr>
-        <w:t xml:space="preserve">Fuente: SERAMBIENTE S.A.S., </w:t>
+        <w:t xml:space="preserve">Fuente: ALS ENVIRONMENTAL S.A.S., </w:t>
       </w:r>
       <w:r>
         <w:rPr>
@@ -20869,7 +20869,7 @@
           <w:szCs w:val="20"/>
           <w:lang w:val="es-CO"/>
         </w:rPr>
-        <w:t>Fuente: SERAMBIENTE S.A.S., 2026.</w:t>
+        <w:t>Fuente: ALS ENVIRONMENTAL S.A.S., 2026.</w:t>
       </w:r>
     </w:p>
     <w:p>
@@ -24250,7 +24250,7 @@
           <w:szCs w:val="20"/>
           <w:lang w:val="es-CO"/>
         </w:rPr>
-        <w:t>Fuente: SERAMBIENTE S.A.S., 2026.</w:t>
+        <w:t>Fuente: ALS ENVIRONMENTAL S.A.S., 2026.</w:t>
       </w:r>
     </w:p>
     <w:p>
@@ -27728,7 +27728,7 @@
           <w:szCs w:val="20"/>
           <w:lang w:val="es-CO"/>
         </w:rPr>
-        <w:t>Fuente: SERAMBIENTE S.A.S., 2026.</w:t>
+        <w:t>Fuente: ALS ENVIRONMENTAL S.A.S., 2026.</w:t>
       </w:r>
     </w:p>
     <w:p>
@@ -30531,7 +30531,7 @@
           <w:szCs w:val="20"/>
           <w:lang w:val="es-CO"/>
         </w:rPr>
-        <w:t xml:space="preserve">Fuente: SERAMBIENTE S.A.S., </w:t>
+        <w:t xml:space="preserve">Fuente: ALS ENVIRONMENTAL S.A.S., </w:t>
       </w:r>
       <w:r>
         <w:rPr>
@@ -31639,7 +31639,7 @@
           <w:szCs w:val="22"/>
           <w:lang w:val="es-CO"/>
         </w:rPr>
-        <w:t>DESARROLLO SERAMBIENTE S.A.S</w:t>
+        <w:t>DESARROLLO ALS ENVIRONMENTAL S.A.S.</w:t>
       </w:r>
       <w:r>
         <w:rPr>
@@ -31650,7 +31650,7 @@
           <w:szCs w:val="22"/>
           <w:lang w:val="es-CO"/>
         </w:rPr>
-        <w:t xml:space="preserve">., </w:t>
+        <w:t xml:space="preserve">, </w:t>
       </w:r>
       <w:r>
         <w:rPr>
@@ -31946,7 +31946,7 @@
           <w:color w:val="303030"/>
           <w:lang w:val="es-CO"/>
         </w:rPr>
-        <w:t>SERAMBIENTE S.A.S.</w:t>
+        <w:t>ALS ENVIRONMENTAL S.A.S.</w:t>
       </w:r>
       <w:r>
         <w:rPr>
@@ -32117,7 +32117,7 @@
           <w:szCs w:val="16"/>
           <w:lang w:val="es-CO"/>
         </w:rPr>
-        <w:t xml:space="preserve">INFORME VÁLIDO ÚNICAMENTE PARA LA(S) MUESTRA(S) ANALIZADA(S). LA REPRODUCCIÓN PARCIAL O TOTAL DEL PRESENTE INFORME DEBE HACERSE CON AUTORIZACIÓN EXPRESA DE SERAMBIENTE S.A.S. CUALQUIER TIPO DE OBSERVACIÓN REQUERIDA POR EL CLIENTE Y RELACIONADA CON LOS RESULTADOS EMITIDOS, SÓLO SERÁ ACEPTADA DENTRO DE LOS </w:t>
+        <w:t xml:space="preserve">INFORME VÁLIDO ÚNICAMENTE PARA LA(S) MUESTRA(S) ANALIZADA(S). LA REPRODUCCIÓN PARCIAL O TOTAL DEL PRESENTE INFORME DEBE HACERSE CON AUTORIZACIÓN EXPRESA DE ALS ENVIRONMENTAL S.A.S. CUALQUIER TIPO DE OBSERVACIÓN REQUERIDA POR EL CLIENTE Y RELACIONADA CON LOS RESULTADOS EMITIDOS, SÓLO SERÁ ACEPTADA DENTRO DE LOS </w:t>
       </w:r>
       <w:r>
         <w:rPr>
@@ -34845,7 +34845,7 @@
           <w:szCs w:val="20"/>
           <w:lang w:val="es-CO"/>
         </w:rPr>
-        <w:t xml:space="preserve">Fuente: SERAMBIENTE S.A.S., </w:t>
+        <w:t xml:space="preserve">Fuente: ALS ENVIRONMENTAL S.A.S., </w:t>
       </w:r>
       <w:r>
         <w:rPr>
@@ -35753,7 +35753,7 @@
           <w:szCs w:val="20"/>
           <w:lang w:val="es-CO"/>
         </w:rPr>
-        <w:t xml:space="preserve">Fuente: SERAMBIENTE S.A.S., </w:t>
+        <w:t xml:space="preserve">Fuente: ALS ENVIRONMENTAL S.A.S., </w:t>
       </w:r>
       <w:r>
         <w:rPr>
@@ -35836,7 +35836,7 @@
           <w:sz w:val="20"/>
           <w:szCs w:val="20"/>
         </w:rPr>
-        <w:t>Nota: SERAMBIENTE S.A.S., no se hace responsable por la información suministrada por el cliente</w:t>
+        <w:t>Nota: ALS ENVIRONMENTAL S.A.S., no se hace responsable por la información suministrada por el cliente</w:t>
       </w:r>
       <w:r>
         <w:rPr>
